--- a/tillsyn/A 41411-2024 tillsynsbegäran.docx
+++ b/tillsyn/A 41411-2024 tillsynsbegäran.docx
@@ -1866,7 +1866,7 @@
     <w:r>
       <w:tab/>
       <w:tab/>
-      <w:t>2026-09-14</w:t>
+      <w:t>2026-09-15</w:t>
       <w:br/>
       <w:br/>
     </w:r>

--- a/tillsyn/A 41411-2024 tillsynsbegäran.docx
+++ b/tillsyn/A 41411-2024 tillsynsbegäran.docx
@@ -1866,7 +1866,7 @@
     <w:r>
       <w:tab/>
       <w:tab/>
-      <w:t>2026-09-15</w:t>
+      <w:t>2026-09-16</w:t>
       <w:br/>
       <w:br/>
     </w:r>

--- a/tillsyn/A 41411-2024 tillsynsbegäran.docx
+++ b/tillsyn/A 41411-2024 tillsynsbegäran.docx
@@ -65,7 +65,7 @@
     </w:p>
     <w:p>
       <w:r>
-        <w:t>I och inom 18 meter från avverkningsanmälan finns fynd av 34 naturvårdsarter, varav 22 är rödlistade, 7 är fridlysta, 25 är typiska (T) och 8 är signalarter (S): doftticka (VU, T, §8), fläckporing (VU, T), garnlav (VU, T), gräddporing (VU, T), knärot (VU, T, §8), smalfotad taggsvamp (VU), doftskinn (NT, T), dropptaggsvamp (NT, T), dvärgbägarlav (NT, T), gammelgransskål (NT, T), kortskaftad ärgspik (NT), lunglav (NT, T), mörk kolflarnlav (NT), nordtagging (NT), orange taggsvamp (NT, T), skarp dropptaggsvamp (NT), skrovellav (NT, T), vaddporing (NT), vedskivlav (NT, T), vedtrappmossa (NT, T), vitplätt (NT), äggvaxskivling (NT), bårdlav (S, T), grönpyrola (S, T), korallblylav (S, T), mörk husmossa (S, T), plattlummer (S, T, §9), skinnlav (S, T), spindelblomster (S, T, §8), stuplav (S, T), ekbräken (T), tjäder (T, §4), tofsmes (T, §4) och nattviol (§8). Se Figur 1.</w:t>
+        <w:t>I och inom 18 meter från avverkningsanmälan finns fynd av 37 naturvårdsarter, varav 25 är rödlistade, 7 är fridlysta, 25 är typiska (T) och 8 är signalarter (S): doftticka (VU, T, §8), fläckporing (VU, T), garnlav (VU, T), gräddporing (VU, T), knärot (VU, T, §8), smalfotad taggsvamp (VU), tajgataggsvamp (VU), doftskinn (NT, T), dropptaggsvamp (NT, T), dvärgbägarlav (NT, T), gammelgransskål (NT, T), gultoppig fingersvamp (NT), kortskaftad ärgspik (NT), lunglav (NT, T), mörk kolflarnlav (NT), nordtagging (NT), orange taggsvamp (NT, T), skarp dropptaggsvamp (NT), skrovellav (NT, T), sotvaxskivling (NT), vaddporing (NT), vedskivlav (NT, T), vedtrappmossa (NT, T), vitplätt (NT), äggvaxskivling (NT), bårdlav (S, T), grönpyrola (S, T), korallblylav (S, T), mörk husmossa (S, T), plattlummer (S, T, §9), skinnlav (S, T), spindelblomster (S, T, §8), stuplav (S, T), ekbräken (T), tjäder (T, §4), tofsmes (T, §4) och nattviol (§8). Se Figur 1.</w:t>
       </w:r>
     </w:p>
     <w:p>
@@ -251,7 +251,7 @@
     </w:p>
     <w:p>
       <w:r>
-        <w:t>I det avverkningsanmälda området finns 21 fyndplatser för knärot registrerade på Artportalen. Figur 2 visar gränserna för buffertzoner på 50 m, som behöver lämnas kring fyndplatserna för att knärotslokalerna inte ska försvinna vid en avverkning. Av det avverkningsanmälda området överlappar 6.64 ha med buffertzonerna och får av detta skäl inte avverkas.</w:t>
+        <w:t>I det avverkningsanmälda området finns 23 fyndplatser för knärot registrerade på Artportalen. Figur 2 visar gränserna för buffertzoner på 50 m, som behöver lämnas kring fyndplatserna för att knärotslokalerna inte ska försvinna vid en avverkning. Av det avverkningsanmälda området överlappar 6.85 ha med buffertzonerna och får av detta skäl inte avverkas.</w:t>
       </w:r>
     </w:p>
     <w:p>
@@ -318,6 +318,26 @@
         <w:rPr>
           <w:b/>
         </w:rPr>
+        <w:t xml:space="preserve">Tajgataggsvamp (VU) </w:t>
+      </w:r>
+      <w:r>
+        <w:t xml:space="preserve">är en sällsynt art som bildar mykorrhiza med tall och växer på marken under gamla tallågor, stubbar och även grenar av tall i brandpräglad torr tallskog på mager sandig mark med lång kontinuitet. Den är placerad högst upp i Skogsstyrelsens värdepyramid för bedömning av skog med höga naturvärden och flertalet växtplatser bör skyddas långsiktigt genom att öka arealen skyddad, brandpräglad, mager tallskog med trädkontinuitet. Troligtvis sammanblandas arten då och då med svartvit taggsvamp </w:t>
+      </w:r>
+      <w:r>
+        <w:rPr>
+          <w:i/>
+        </w:rPr>
+        <w:t>Phellodon connatus</w:t>
+      </w:r>
+      <w:r>
+        <w:t xml:space="preserve"> som vid DNA-undersökningar visat sig ha flera olika former. Tajgataggsvamp är globalt rödlistad som sårbar (VU) vilket innebär att Sverige har ett internationellt ansvar för arten (IUCN, 2025; SLU Artdatabanken, 2024; Nitare &amp; Skogsstyrelsen, 2019).</w:t>
+      </w:r>
+    </w:p>
+    <w:p>
+      <w:r>
+        <w:rPr>
+          <w:b/>
+        </w:rPr>
         <w:t>Doftskinn (NT)</w:t>
       </w:r>
       <w:r>
@@ -398,6 +418,17 @@
         <w:rPr>
           <w:b/>
         </w:rPr>
+        <w:t>Gultoppig fingersvamp (NT)</w:t>
+      </w:r>
+      <w:r>
+        <w:t xml:space="preserve"> bildar mykorrhiza med gran i örtrik äldre barrskog. Den är något kalkgynnad och föredrar bördiga granskogar av lågörtstyp. Svampen hotas främst av skogsavverkning och tycks försvinna efter slutavverkning, markberedning och plantering. Skogsområden med arten bör undantas från storskaligt skogsbruk. Slutavverkning, kraftig gallring och skogsgödsling måste undvikas, liksom körning med tunga maskiner (SLU Artdatabanken, 2024).</w:t>
+      </w:r>
+    </w:p>
+    <w:p>
+      <w:r>
+        <w:rPr>
+          <w:b/>
+        </w:rPr>
         <w:t>Kortskaftad ärgspik (NT)</w:t>
       </w:r>
       <w:r>
@@ -558,6 +589,17 @@
       </w:r>
       <w:r>
         <w:t xml:space="preserve"> (SLU Artdatabanken, 2026; Nitare &amp; Skogsstyrelsen, 2019).</w:t>
+      </w:r>
+    </w:p>
+    <w:p>
+      <w:r>
+        <w:rPr>
+          <w:b/>
+        </w:rPr>
+        <w:t>Sotvaxskivling (NT)</w:t>
+      </w:r>
+      <w:r>
+        <w:t xml:space="preserve"> bildar mykorrhiza med gran och tall i barrskogar med lång trädkontinuitet. Den totala populationen i landet har minskat och bedöms fortsätta minska till följd av avverkning av äldre barrskogar. Arten har begränsad förmåga att återetablera sig efter slutavverkning eller andra storskaliga skogsbruksåtgärder. Det finns inga indikationer på att den långsiktigt kan etablera eller reproducera sig i skogsbestånd som brukas med trakthyggesmetoder, markberedning, gödsling eller föryngring med förädlat plantmaterial (SLU Artdatabanken, 2026).</w:t>
       </w:r>
     </w:p>
     <w:p>
@@ -1866,7 +1908,7 @@
     <w:r>
       <w:tab/>
       <w:tab/>
-      <w:t>2026-09-16</w:t>
+      <w:t>2026-09-17</w:t>
       <w:br/>
       <w:br/>
     </w:r>

--- a/tillsyn/A 41411-2024 tillsynsbegäran.docx
+++ b/tillsyn/A 41411-2024 tillsynsbegäran.docx
@@ -1908,7 +1908,7 @@
     <w:r>
       <w:tab/>
       <w:tab/>
-      <w:t>2026-09-17</w:t>
+      <w:t>2026-09-18</w:t>
       <w:br/>
       <w:br/>
     </w:r>

--- a/tillsyn/A 41411-2024 tillsynsbegäran.docx
+++ b/tillsyn/A 41411-2024 tillsynsbegäran.docx
@@ -1908,7 +1908,7 @@
     <w:r>
       <w:tab/>
       <w:tab/>
-      <w:t>2026-09-18</w:t>
+      <w:t>2026-09-19</w:t>
       <w:br/>
       <w:br/>
     </w:r>

--- a/tillsyn/A 41411-2024 tillsynsbegäran.docx
+++ b/tillsyn/A 41411-2024 tillsynsbegäran.docx
@@ -1908,7 +1908,7 @@
     <w:r>
       <w:tab/>
       <w:tab/>
-      <w:t>2026-09-19</w:t>
+      <w:t>2026-09-21</w:t>
       <w:br/>
       <w:br/>
     </w:r>

--- a/tillsyn/A 41411-2024 tillsynsbegäran.docx
+++ b/tillsyn/A 41411-2024 tillsynsbegäran.docx
@@ -1908,7 +1908,7 @@
     <w:r>
       <w:tab/>
       <w:tab/>
-      <w:t>2026-09-21</w:t>
+      <w:t>2026-09-23</w:t>
       <w:br/>
       <w:br/>
     </w:r>

--- a/tillsyn/A 41411-2024 tillsynsbegäran.docx
+++ b/tillsyn/A 41411-2024 tillsynsbegäran.docx
@@ -1908,7 +1908,7 @@
     <w:r>
       <w:tab/>
       <w:tab/>
-      <w:t>2026-09-23</w:t>
+      <w:t>2026-09-24</w:t>
       <w:br/>
       <w:br/>
     </w:r>

--- a/tillsyn/A 41411-2024 tillsynsbegäran.docx
+++ b/tillsyn/A 41411-2024 tillsynsbegäran.docx
@@ -1908,7 +1908,7 @@
     <w:r>
       <w:tab/>
       <w:tab/>
-      <w:t>2026-09-24</w:t>
+      <w:t>2026-09-25</w:t>
       <w:br/>
       <w:br/>
     </w:r>

--- a/tillsyn/A 41411-2024 tillsynsbegäran.docx
+++ b/tillsyn/A 41411-2024 tillsynsbegäran.docx
@@ -1908,7 +1908,7 @@
     <w:r>
       <w:tab/>
       <w:tab/>
-      <w:t>2026-09-25</w:t>
+      <w:t>2026-09-26</w:t>
       <w:br/>
       <w:br/>
     </w:r>

--- a/tillsyn/A 41411-2024 tillsynsbegäran.docx
+++ b/tillsyn/A 41411-2024 tillsynsbegäran.docx
@@ -1908,7 +1908,7 @@
     <w:r>
       <w:tab/>
       <w:tab/>
-      <w:t>2026-09-26</w:t>
+      <w:t>2026-09-27</w:t>
       <w:br/>
       <w:br/>
     </w:r>

--- a/tillsyn/A 41411-2024 tillsynsbegäran.docx
+++ b/tillsyn/A 41411-2024 tillsynsbegäran.docx
@@ -1908,7 +1908,7 @@
     <w:r>
       <w:tab/>
       <w:tab/>
-      <w:t>2026-09-27</w:t>
+      <w:t>2026-09-28</w:t>
       <w:br/>
       <w:br/>
     </w:r>

--- a/tillsyn/A 41411-2024 tillsynsbegäran.docx
+++ b/tillsyn/A 41411-2024 tillsynsbegäran.docx
@@ -1908,7 +1908,7 @@
     <w:r>
       <w:tab/>
       <w:tab/>
-      <w:t>2026-09-28</w:t>
+      <w:t>2026-09-29</w:t>
       <w:br/>
       <w:br/>
     </w:r>

--- a/tillsyn/A 41411-2024 tillsynsbegäran.docx
+++ b/tillsyn/A 41411-2024 tillsynsbegäran.docx
@@ -1908,7 +1908,7 @@
     <w:r>
       <w:tab/>
       <w:tab/>
-      <w:t>2026-09-29</w:t>
+      <w:t>2026-09-30</w:t>
       <w:br/>
       <w:br/>
     </w:r>

--- a/tillsyn/A 41411-2024 tillsynsbegäran.docx
+++ b/tillsyn/A 41411-2024 tillsynsbegäran.docx
@@ -1908,7 +1908,7 @@
     <w:r>
       <w:tab/>
       <w:tab/>
-      <w:t>2026-09-30</w:t>
+      <w:t>2026-10-01</w:t>
       <w:br/>
       <w:br/>
     </w:r>

--- a/tillsyn/A 41411-2024 tillsynsbegäran.docx
+++ b/tillsyn/A 41411-2024 tillsynsbegäran.docx
@@ -1908,7 +1908,7 @@
     <w:r>
       <w:tab/>
       <w:tab/>
-      <w:t>2026-10-01</w:t>
+      <w:t>2026-10-02</w:t>
       <w:br/>
       <w:br/>
     </w:r>

--- a/tillsyn/A 41411-2024 tillsynsbegäran.docx
+++ b/tillsyn/A 41411-2024 tillsynsbegäran.docx
@@ -1908,7 +1908,7 @@
     <w:r>
       <w:tab/>
       <w:tab/>
-      <w:t>2026-10-02</w:t>
+      <w:t>2026-10-03</w:t>
       <w:br/>
       <w:br/>
     </w:r>

--- a/tillsyn/A 41411-2024 tillsynsbegäran.docx
+++ b/tillsyn/A 41411-2024 tillsynsbegäran.docx
@@ -1908,7 +1908,7 @@
     <w:r>
       <w:tab/>
       <w:tab/>
-      <w:t>2026-10-03</w:t>
+      <w:t>2026-10-04</w:t>
       <w:br/>
       <w:br/>
     </w:r>

--- a/tillsyn/A 41411-2024 tillsynsbegäran.docx
+++ b/tillsyn/A 41411-2024 tillsynsbegäran.docx
@@ -1908,7 +1908,7 @@
     <w:r>
       <w:tab/>
       <w:tab/>
-      <w:t>2026-10-04</w:t>
+      <w:t>2026-10-05</w:t>
       <w:br/>
       <w:br/>
     </w:r>

--- a/tillsyn/A 41411-2024 tillsynsbegäran.docx
+++ b/tillsyn/A 41411-2024 tillsynsbegäran.docx
@@ -1908,7 +1908,7 @@
     <w:r>
       <w:tab/>
       <w:tab/>
-      <w:t>2026-10-05</w:t>
+      <w:t>2026-10-06</w:t>
       <w:br/>
       <w:br/>
     </w:r>

--- a/tillsyn/A 41411-2024 tillsynsbegäran.docx
+++ b/tillsyn/A 41411-2024 tillsynsbegäran.docx
@@ -1908,7 +1908,7 @@
     <w:r>
       <w:tab/>
       <w:tab/>
-      <w:t>2026-10-06</w:t>
+      <w:t>2026-10-07</w:t>
       <w:br/>
       <w:br/>
     </w:r>

--- a/tillsyn/A 41411-2024 tillsynsbegäran.docx
+++ b/tillsyn/A 41411-2024 tillsynsbegäran.docx
@@ -1908,7 +1908,7 @@
     <w:r>
       <w:tab/>
       <w:tab/>
-      <w:t>2026-10-07</w:t>
+      <w:t>2026-10-08</w:t>
       <w:br/>
       <w:br/>
     </w:r>

--- a/tillsyn/A 41411-2024 tillsynsbegäran.docx
+++ b/tillsyn/A 41411-2024 tillsynsbegäran.docx
@@ -1908,7 +1908,7 @@
     <w:r>
       <w:tab/>
       <w:tab/>
-      <w:t>2026-10-08</w:t>
+      <w:t>2026-10-09</w:t>
       <w:br/>
       <w:br/>
     </w:r>

--- a/tillsyn/A 41411-2024 tillsynsbegäran.docx
+++ b/tillsyn/A 41411-2024 tillsynsbegäran.docx
@@ -1908,7 +1908,7 @@
     <w:r>
       <w:tab/>
       <w:tab/>
-      <w:t>2026-10-09</w:t>
+      <w:t>2026-10-10</w:t>
       <w:br/>
       <w:br/>
     </w:r>

--- a/tillsyn/A 41411-2024 tillsynsbegäran.docx
+++ b/tillsyn/A 41411-2024 tillsynsbegäran.docx
@@ -1908,7 +1908,7 @@
     <w:r>
       <w:tab/>
       <w:tab/>
-      <w:t>2026-10-10</w:t>
+      <w:t>2026-10-11</w:t>
       <w:br/>
       <w:br/>
     </w:r>

--- a/tillsyn/A 41411-2024 tillsynsbegäran.docx
+++ b/tillsyn/A 41411-2024 tillsynsbegäran.docx
@@ -22,7 +22,7 @@
       <w:r>
         <w:drawing>
           <wp:inline xmlns:a="http://schemas.openxmlformats.org/drawingml/2006/main" xmlns:pic="http://schemas.openxmlformats.org/drawingml/2006/picture">
-            <wp:extent cx="5486400" cy="5635519"/>
+            <wp:extent cx="5486400" cy="5631543"/>
             <wp:docPr id="1" name="Picture 1"/>
             <wp:cNvGraphicFramePr>
               <a:graphicFrameLocks noChangeAspect="1"/>
@@ -43,7 +43,7 @@
                   <pic:spPr>
                     <a:xfrm>
                       <a:off x="0" y="0"/>
-                      <a:ext cx="5486400" cy="5635519"/>
+                      <a:ext cx="5486400" cy="5631543"/>
                     </a:xfrm>
                     <a:prstGeom prst="rect"/>
                   </pic:spPr>
@@ -65,7 +65,7 @@
     </w:p>
     <w:p>
       <w:r>
-        <w:t>I och inom 18 meter från avverkningsanmälan finns fynd av 37 naturvårdsarter, varav 25 är rödlistade, 7 är fridlysta, 25 är typiska (T) och 8 är signalarter (S): doftticka (VU, T, §8), fläckporing (VU, T), garnlav (VU, T), gräddporing (VU, T), knärot (VU, T, §8), smalfotad taggsvamp (VU), tajgataggsvamp (VU), doftskinn (NT, T), dropptaggsvamp (NT, T), dvärgbägarlav (NT, T), gammelgransskål (NT, T), gultoppig fingersvamp (NT), kortskaftad ärgspik (NT), lunglav (NT, T), mörk kolflarnlav (NT), nordtagging (NT), orange taggsvamp (NT, T), skarp dropptaggsvamp (NT), skrovellav (NT, T), sotvaxskivling (NT), vaddporing (NT), vedskivlav (NT, T), vedtrappmossa (NT, T), vitplätt (NT), äggvaxskivling (NT), bårdlav (S, T), grönpyrola (S, T), korallblylav (S, T), mörk husmossa (S, T), plattlummer (S, T, §9), skinnlav (S, T), spindelblomster (S, T, §8), stuplav (S, T), ekbräken (T), tjäder (T, §4), tofsmes (T, §4) och nattviol (§8). Se Figur 1.</w:t>
+        <w:t>I och inom 18 meter från avverkningsanmälan finns fynd av 40 naturvårdsarter, varav 26 är rödlistade, 8 är fridlysta, 27 är typiska (T) och 8 är signalarter (S): doftticka (VU, T, §8), fläckporing (VU, T), garnlav (VU, T), gräddporing (VU, T), knärot (VU, T, §8), smalfotad taggsvamp (VU), tajgataggsvamp (VU), doftskinn (NT, T), dropptaggsvamp (NT, T), dvärgbägarlav (NT, T), gammelgransskål (NT, T), gultoppig fingersvamp (NT), kortskaftad ärgspik (NT), lunglav (NT, T), mörk kolflarnlav (NT), nordtagging (NT), orange taggsvamp (NT, T), Phellodon aquiloniniger (NT), skarp dropptaggsvamp (NT), skrovellav (NT, T), sotvaxskivling (NT), vaddporing (NT), vedskivlav (NT, T), vedtrappmossa (NT, T), vitplätt (NT), äggvaxskivling (NT), bårdlav (S, T), grönpyrola (S, T), korallblylav (S, T), mörk husmossa (S, T), plattlummer (S, T, §9), skinnlav (S, T), spindelblomster (S, T, §8), stuplav (S, T), blåsippa (T, §9), ekbräken (T), liljekonvalj (T), tjäder (T, §4), tofsmes (T, §4) och nattviol (§8). Se Figur 1.</w:t>
       </w:r>
     </w:p>
     <w:p>
@@ -251,7 +251,7 @@
     </w:p>
     <w:p>
       <w:r>
-        <w:t>I det avverkningsanmälda området finns 23 fyndplatser för knärot registrerade på Artportalen. Figur 2 visar gränserna för buffertzoner på 50 m, som behöver lämnas kring fyndplatserna för att knärotslokalerna inte ska försvinna vid en avverkning. Av det avverkningsanmälda området överlappar 6.85 ha med buffertzonerna och får av detta skäl inte avverkas.</w:t>
+        <w:t>I det avverkningsanmälda området finns 24 fyndplatser för knärot registrerade på Artportalen. Figur 2 visar gränserna för buffertzoner på 50 m, som behöver lämnas kring fyndplatserna för att knärotslokalerna inte ska försvinna vid en avverkning. Av det avverkningsanmälda området överlappar 6.99 ha med buffertzonerna och får av detta skäl inte avverkas.</w:t>
       </w:r>
     </w:p>
     <w:p>
@@ -537,6 +537,24 @@
       <w:r>
         <w:rPr>
           <w:b/>
+          <w:i/>
+        </w:rPr>
+        <w:t xml:space="preserve">Phellodon aquiloniniger </w:t>
+      </w:r>
+      <w:r>
+        <w:rPr>
+          <w:b/>
+        </w:rPr>
+        <w:t xml:space="preserve">(NT) </w:t>
+      </w:r>
+      <w:r>
+        <w:t>är en taggsvamp som bildar mykorrhiza med tall, eventuellt även med gran, i sandtallskog och annan näringsfattig äldre tallskog och barrblandskog. Den totala populationen i landet bedöms ha minskat och förväntas fortsätta minska på grund av slutavverkning av äldre barrskog och kontinuitetsskog. Arten har begränsad förmåga att återetablera sig efter slutavverkning eller andra storskaliga skogsbruksåtgärder, och det finns inga indikationer på att den långsiktigt kan etablera eller reproducera sig i bestånd som brukas med trakthyggesmetoder, markberedning, gödsling eller förädlat plantmaterial. Uppfyller kriterierna för att bli rödlistad på grund av ny kunskap som visar att en större andel av populationen än tidigare bedömt är knuten till kontinuitetsbarrskog. Minskningstakten för den svenska populationen bedöms vara nära gränsvärdet för sårbar (VU) (SLU Artdatabanken, 2026).</w:t>
+      </w:r>
+    </w:p>
+    <w:p>
+      <w:r>
+        <w:rPr>
+          <w:b/>
         </w:rPr>
         <w:t xml:space="preserve">Skarp dropptaggsvamp (NT) </w:t>
       </w:r>
@@ -957,6 +975,35 @@
         <w:rPr>
           <w:b/>
         </w:rPr>
+        <w:t>Blåsippa (§9)</w:t>
+      </w:r>
+      <w:r>
+        <w:t xml:space="preserve"> är typisk art för </w:t>
+      </w:r>
+      <w:r>
+        <w:rPr>
+          <w:i/>
+        </w:rPr>
+        <w:t>9050 Näringsrik granskog, 9020 Nordlig ädellövskog</w:t>
+      </w:r>
+      <w:r>
+        <w:t xml:space="preserve"> och </w:t>
+      </w:r>
+      <w:r>
+        <w:rPr>
+          <w:i/>
+        </w:rPr>
+        <w:t>8240 Karsthällmarker</w:t>
+      </w:r>
+      <w:r>
+        <w:t xml:space="preserve"> (SLU Artdatabanken, 2025).</w:t>
+      </w:r>
+    </w:p>
+    <w:p>
+      <w:r>
+        <w:rPr>
+          <w:b/>
+        </w:rPr>
         <w:t xml:space="preserve">Ekbräken </w:t>
       </w:r>
       <w:r>
@@ -970,6 +1017,26 @@
       </w:r>
       <w:r>
         <w:t xml:space="preserve"> (SLU Artdatabanken, 2025).</w:t>
+      </w:r>
+    </w:p>
+    <w:p>
+      <w:r>
+        <w:rPr>
+          <w:b/>
+        </w:rPr>
+        <w:t>Liljekonvalj</w:t>
+      </w:r>
+      <w:r>
+        <w:t xml:space="preserve"> är typisk art för </w:t>
+      </w:r>
+      <w:r>
+        <w:rPr>
+          <w:i/>
+        </w:rPr>
+        <w:t>9190 Näringsfattig ekskog</w:t>
+      </w:r>
+      <w:r>
+        <w:t>. På liljekonvalj kan man hitta rostsvampen konvaljerost (NE) (SLU Artdatabanken, 2025).</w:t>
       </w:r>
     </w:p>
     <w:p>
@@ -1058,7 +1125,7 @@
     </w:p>
     <w:p>
       <w:r>
-        <w:t>Följande typiska arter har sina livsmiljöer och växtplatser i den avverkningsanmälda skogen: doftticka (VU, T, §8), fläckporing (VU, T), garnlav (VU, T), gräddporing (VU, T), knärot (VU, T, §8), doftskinn (NT, T), dropptaggsvamp (NT, T), dvärgbägarlav (NT, T), gammelgransskål (NT, T), lunglav (NT, T), orange taggsvamp (NT, T), skrovellav (NT, T), vedskivlav (NT, T), vedtrappmossa (NT, T), bårdlav (S, T), grönpyrola (S, T), korallblylav (S, T), mörk husmossa (S, T), plattlummer (S, T, §9), skinnlav (S, T), spindelblomster (S, T, §8), stuplav (S, T), ekbräken (T), tjäder (T, §4) och tofsmes (T, §4).</w:t>
+        <w:t>Följande typiska arter har sina livsmiljöer och växtplatser i den avverkningsanmälda skogen: doftticka (VU, T, §8), fläckporing (VU, T), garnlav (VU, T), gräddporing (VU, T), knärot (VU, T, §8), doftskinn (NT, T), dropptaggsvamp (NT, T), dvärgbägarlav (NT, T), gammelgransskål (NT, T), lunglav (NT, T), orange taggsvamp (NT, T), skrovellav (NT, T), vedskivlav (NT, T), vedtrappmossa (NT, T), bårdlav (S, T), grönpyrola (S, T), korallblylav (S, T), mörk husmossa (S, T), plattlummer (S, T, §9), skinnlav (S, T), spindelblomster (S, T, §8), stuplav (S, T), blåsippa (T, §9), ekbräken (T), liljekonvalj (T), tjäder (T, §4) och tofsmes (T, §4).</w:t>
       </w:r>
     </w:p>
     <w:p>
@@ -1908,7 +1975,7 @@
     <w:r>
       <w:tab/>
       <w:tab/>
-      <w:t>2026-10-11</w:t>
+      <w:t>2026-10-12</w:t>
       <w:br/>
       <w:br/>
     </w:r>

--- a/tillsyn/A 41411-2024 tillsynsbegäran.docx
+++ b/tillsyn/A 41411-2024 tillsynsbegäran.docx
@@ -1975,7 +1975,7 @@
     <w:r>
       <w:tab/>
       <w:tab/>
-      <w:t>2026-10-12</w:t>
+      <w:t>2026-10-13</w:t>
       <w:br/>
       <w:br/>
     </w:r>

--- a/tillsyn/A 41411-2024 tillsynsbegäran.docx
+++ b/tillsyn/A 41411-2024 tillsynsbegäran.docx
@@ -1975,7 +1975,7 @@
     <w:r>
       <w:tab/>
       <w:tab/>
-      <w:t>2026-10-13</w:t>
+      <w:t>2026-10-14</w:t>
       <w:br/>
       <w:br/>
     </w:r>

--- a/tillsyn/A 41411-2024 tillsynsbegäran.docx
+++ b/tillsyn/A 41411-2024 tillsynsbegäran.docx
@@ -1975,7 +1975,7 @@
     <w:r>
       <w:tab/>
       <w:tab/>
-      <w:t>2026-10-14</w:t>
+      <w:t>2026-10-15</w:t>
       <w:br/>
       <w:br/>
     </w:r>

--- a/tillsyn/A 41411-2024 tillsynsbegäran.docx
+++ b/tillsyn/A 41411-2024 tillsynsbegäran.docx
@@ -1975,7 +1975,7 @@
     <w:r>
       <w:tab/>
       <w:tab/>
-      <w:t>2026-10-15</w:t>
+      <w:t>2026-10-16</w:t>
       <w:br/>
       <w:br/>
     </w:r>

--- a/tillsyn/A 41411-2024 tillsynsbegäran.docx
+++ b/tillsyn/A 41411-2024 tillsynsbegäran.docx
@@ -1975,7 +1975,7 @@
     <w:r>
       <w:tab/>
       <w:tab/>
-      <w:t>2026-10-16</w:t>
+      <w:t>2026-10-17</w:t>
       <w:br/>
       <w:br/>
     </w:r>

--- a/tillsyn/A 41411-2024 tillsynsbegäran.docx
+++ b/tillsyn/A 41411-2024 tillsynsbegäran.docx
@@ -1975,7 +1975,7 @@
     <w:r>
       <w:tab/>
       <w:tab/>
-      <w:t>2026-10-17</w:t>
+      <w:t>2026-10-18</w:t>
       <w:br/>
       <w:br/>
     </w:r>

--- a/tillsyn/A 41411-2024 tillsynsbegäran.docx
+++ b/tillsyn/A 41411-2024 tillsynsbegäran.docx
@@ -1975,7 +1975,7 @@
     <w:r>
       <w:tab/>
       <w:tab/>
-      <w:t>2026-10-18</w:t>
+      <w:t>2026-10-19</w:t>
       <w:br/>
       <w:br/>
     </w:r>

--- a/tillsyn/A 41411-2024 tillsynsbegäran.docx
+++ b/tillsyn/A 41411-2024 tillsynsbegäran.docx
@@ -1975,7 +1975,7 @@
     <w:r>
       <w:tab/>
       <w:tab/>
-      <w:t>2026-10-19</w:t>
+      <w:t>2026-10-20</w:t>
       <w:br/>
       <w:br/>
     </w:r>

--- a/tillsyn/A 41411-2024 tillsynsbegäran.docx
+++ b/tillsyn/A 41411-2024 tillsynsbegäran.docx
@@ -1975,7 +1975,7 @@
     <w:r>
       <w:tab/>
       <w:tab/>
-      <w:t>2026-10-20</w:t>
+      <w:t>2026-10-21</w:t>
       <w:br/>
       <w:br/>
     </w:r>

--- a/tillsyn/A 41411-2024 tillsynsbegäran.docx
+++ b/tillsyn/A 41411-2024 tillsynsbegäran.docx
@@ -1975,7 +1975,7 @@
     <w:r>
       <w:tab/>
       <w:tab/>
-      <w:t>2026-10-21</w:t>
+      <w:t>2026-10-22</w:t>
       <w:br/>
       <w:br/>
     </w:r>

--- a/tillsyn/A 41411-2024 tillsynsbegäran.docx
+++ b/tillsyn/A 41411-2024 tillsynsbegäran.docx
@@ -1975,7 +1975,7 @@
     <w:r>
       <w:tab/>
       <w:tab/>
-      <w:t>2026-10-22</w:t>
+      <w:t>2026-10-23</w:t>
       <w:br/>
       <w:br/>
     </w:r>

--- a/tillsyn/A 41411-2024 tillsynsbegäran.docx
+++ b/tillsyn/A 41411-2024 tillsynsbegäran.docx
@@ -1975,7 +1975,7 @@
     <w:r>
       <w:tab/>
       <w:tab/>
-      <w:t>2026-10-23</w:t>
+      <w:t>2026-10-24</w:t>
       <w:br/>
       <w:br/>
     </w:r>

--- a/tillsyn/A 41411-2024 tillsynsbegäran.docx
+++ b/tillsyn/A 41411-2024 tillsynsbegäran.docx
@@ -1975,7 +1975,7 @@
     <w:r>
       <w:tab/>
       <w:tab/>
-      <w:t>2026-10-24</w:t>
+      <w:t>2026-10-25</w:t>
       <w:br/>
       <w:br/>
     </w:r>

--- a/tillsyn/A 41411-2024 tillsynsbegäran.docx
+++ b/tillsyn/A 41411-2024 tillsynsbegäran.docx
@@ -1975,7 +1975,7 @@
     <w:r>
       <w:tab/>
       <w:tab/>
-      <w:t>2026-10-25</w:t>
+      <w:t>2026-10-26</w:t>
       <w:br/>
       <w:br/>
     </w:r>

--- a/tillsyn/A 41411-2024 tillsynsbegäran.docx
+++ b/tillsyn/A 41411-2024 tillsynsbegäran.docx
@@ -1975,7 +1975,7 @@
     <w:r>
       <w:tab/>
       <w:tab/>
-      <w:t>2026-10-26</w:t>
+      <w:t>2026-10-27</w:t>
       <w:br/>
       <w:br/>
     </w:r>

--- a/tillsyn/A 41411-2024 tillsynsbegäran.docx
+++ b/tillsyn/A 41411-2024 tillsynsbegäran.docx
@@ -1975,7 +1975,7 @@
     <w:r>
       <w:tab/>
       <w:tab/>
-      <w:t>2026-10-27</w:t>
+      <w:t>2026-10-28</w:t>
       <w:br/>
       <w:br/>
     </w:r>

--- a/tillsyn/A 41411-2024 tillsynsbegäran.docx
+++ b/tillsyn/A 41411-2024 tillsynsbegäran.docx
@@ -1975,7 +1975,7 @@
     <w:r>
       <w:tab/>
       <w:tab/>
-      <w:t>2026-10-28</w:t>
+      <w:t>2026-10-29</w:t>
       <w:br/>
       <w:br/>
     </w:r>
